--- a/18 第十八章：四十分钟（修改稿）.docx
+++ b/18 第十八章：四十分钟（修改稿）.docx
@@ -1557,7 +1557,7 @@
           <w:b w:val="0"/>
           <w:sz w:val="24"/>
         </w:rPr>
-        <w:t>桌面上，一台保密数据终端还在运行，荧绿的屏幕映出他鼻梁上那副一尘不染的金丝眼镜。屏幕上是一份刚由董事会秘密签署的《资产重组与战后坏账清算预案》。第七条附则写着：若月神五号坠落地球，联邦在地球圈的金融中枢将全面瘫痪，本集团持有的三百八十亿联邦国债将以一比零点三强制冲销；作为对冲，新吉翁已将Side 3境内六座全自动MS装配线的三十年特许经营权全额抵押给我司离岸信托。综合净资产收益率预期：正百分之四点七。</w:t>
+        <w:t>桌面上，一台保密数据终端还在运行，荧绿的屏幕映出他鼻梁上那副一尘不染的金丝眼镜。屏幕上是一份刚由董事会秘密签署的《资产重组与战后坏账清算预案》。第七条附则写着：若月神五号坠落地球西藏拉萨，联邦在地球圈的金融中枢将全面瘫痪，本集团持有的三百八十亿联邦国债将以一比零点三强制冲销；作为对冲，新吉翁已将Side 3境内六座全自动MS装配线的三十年特许经营权全额抵押给我司离岸信托。综合净资产收益率预期：正百分之四点七。</w:t>
       </w:r>
     </w:p>
     <w:p>
